--- a/cv_de_parfaite_H.docx
+++ b/cv_de_parfaite_H.docx
@@ -1,6 +1,6 @@
 
 <file path=word/document.xml><?xml version="1.0" encoding="utf-8"?>
-<w:document xmlns:wpc="http://schemas.microsoft.com/office/word/2010/wordprocessingCanvas" xmlns:mc="http://schemas.openxmlformats.org/markup-compatibility/2006" xmlns:o="urn:schemas-microsoft-com:office:office" xmlns:r="http://schemas.openxmlformats.org/officeDocument/2006/relationships" xmlns:m="http://schemas.openxmlformats.org/officeDocument/2006/math" xmlns:v="urn:schemas-microsoft-com:vml" xmlns:wp14="http://schemas.microsoft.com/office/word/2010/wordprocessingDrawing" xmlns:wp="http://schemas.openxmlformats.org/drawingml/2006/wordprocessingDrawing" xmlns:w10="urn:schemas-microsoft-com:office:word" xmlns:w="http://schemas.openxmlformats.org/wordprocessingml/2006/main" xmlns:w14="http://schemas.microsoft.com/office/word/2010/wordml" xmlns:w15="http://schemas.microsoft.com/office/word/2012/wordml" xmlns:wpg="http://schemas.microsoft.com/office/word/2010/wordprocessingGroup" xmlns:wpi="http://schemas.microsoft.com/office/word/2010/wordprocessingInk" xmlns:wne="http://schemas.microsoft.com/office/word/2006/wordml" xmlns:wps="http://schemas.microsoft.com/office/word/2010/wordprocessingShape" mc:Ignorable="w14 w15 wp14">
+<w:document xmlns:wpc="http://schemas.microsoft.com/office/word/2010/wordprocessingCanvas" xmlns:cx="http://schemas.microsoft.com/office/drawing/2014/chartex" xmlns:cx1="http://schemas.microsoft.com/office/drawing/2015/9/8/chartex" xmlns:cx2="http://schemas.microsoft.com/office/drawing/2015/10/21/chartex" xmlns:cx3="http://schemas.microsoft.com/office/drawing/2016/5/9/chartex" xmlns:cx4="http://schemas.microsoft.com/office/drawing/2016/5/10/chartex" xmlns:cx5="http://schemas.microsoft.com/office/drawing/2016/5/11/chartex" xmlns:cx6="http://schemas.microsoft.com/office/drawing/2016/5/12/chartex" xmlns:cx7="http://schemas.microsoft.com/office/drawing/2016/5/13/chartex" xmlns:cx8="http://schemas.microsoft.com/office/drawing/2016/5/14/chartex" xmlns:mc="http://schemas.openxmlformats.org/markup-compatibility/2006" xmlns:aink="http://schemas.microsoft.com/office/drawing/2016/ink" xmlns:am3d="http://schemas.microsoft.com/office/drawing/2017/model3d" xmlns:o="urn:schemas-microsoft-com:office:office" xmlns:oel="http://schemas.microsoft.com/office/2019/extlst" xmlns:r="http://schemas.openxmlformats.org/officeDocument/2006/relationships" xmlns:m="http://schemas.openxmlformats.org/officeDocument/2006/math" xmlns:v="urn:schemas-microsoft-com:vml" xmlns:wp14="http://schemas.microsoft.com/office/word/2010/wordprocessingDrawing" xmlns:wp="http://schemas.openxmlformats.org/drawingml/2006/wordprocessingDrawing" xmlns:w10="urn:schemas-microsoft-com:office:word" xmlns:w="http://schemas.openxmlformats.org/wordprocessingml/2006/main" xmlns:w14="http://schemas.microsoft.com/office/word/2010/wordml" xmlns:w15="http://schemas.microsoft.com/office/word/2012/wordml" xmlns:w16cex="http://schemas.microsoft.com/office/word/2018/wordml/cex" xmlns:w16cid="http://schemas.microsoft.com/office/word/2016/wordml/cid" xmlns:w16="http://schemas.microsoft.com/office/word/2018/wordml" xmlns:w16du="http://schemas.microsoft.com/office/word/2023/wordml/word16du" xmlns:w16sdtdh="http://schemas.microsoft.com/office/word/2020/wordml/sdtdatahash" xmlns:w16se="http://schemas.microsoft.com/office/word/2015/wordml/symex" xmlns:wpg="http://schemas.microsoft.com/office/word/2010/wordprocessingGroup" xmlns:wpi="http://schemas.microsoft.com/office/word/2010/wordprocessingInk" xmlns:wne="http://schemas.microsoft.com/office/word/2006/wordml" xmlns:wps="http://schemas.microsoft.com/office/word/2010/wordprocessingShape" mc:Ignorable="w14 w15 w16se w16cid w16 w16cex w16sdtdh w16du wp14">
   <w:body>
     <w:p>
       <w:pPr>
@@ -124,7 +124,7 @@
               </wp:anchor>
             </w:drawing>
           </mc:Choice>
-          <mc:Fallback xmlns:w16se="http://schemas.microsoft.com/office/word/2015/wordml/symex" xmlns:w16sdtdh="http://schemas.microsoft.com/office/word/2020/wordml/sdtdatahash" xmlns:w16="http://schemas.microsoft.com/office/word/2018/wordml" xmlns:w16cid="http://schemas.microsoft.com/office/word/2016/wordml/cid" xmlns:w16cex="http://schemas.microsoft.com/office/word/2018/wordml/cex" xmlns:oel="http://schemas.microsoft.com/office/2019/extlst" xmlns:am3d="http://schemas.microsoft.com/office/drawing/2017/model3d" xmlns:aink="http://schemas.microsoft.com/office/drawing/2016/ink" xmlns:cx8="http://schemas.microsoft.com/office/drawing/2016/5/14/chartex" xmlns:cx7="http://schemas.microsoft.com/office/drawing/2016/5/13/chartex" xmlns:cx6="http://schemas.microsoft.com/office/drawing/2016/5/12/chartex" xmlns:cx5="http://schemas.microsoft.com/office/drawing/2016/5/11/chartex" xmlns:cx4="http://schemas.microsoft.com/office/drawing/2016/5/10/chartex" xmlns:cx3="http://schemas.microsoft.com/office/drawing/2016/5/9/chartex" xmlns:cx2="http://schemas.microsoft.com/office/drawing/2015/10/21/chartex" xmlns:cx1="http://schemas.microsoft.com/office/drawing/2015/9/8/chartex" xmlns:cx="http://schemas.microsoft.com/office/drawing/2014/chartex">
+          <mc:Fallback>
             <w:pict>
               <v:shapetype w14:anchorId="4CFFAA7C" id="_x0000_t32" coordsize="21600,21600" o:spt="32" o:oned="t" path="m,l21600,21600e" filled="f">
                 <v:path arrowok="t" fillok="f" o:connecttype="none"/>
@@ -252,21 +252,8 @@
           <w:szCs w:val="24"/>
           <w:lang w:val="de-DE"/>
         </w:rPr>
-        <w:t xml:space="preserve">Adresse </w:t>
-      </w:r>
-      <w:proofErr w:type="spellStart"/>
-      <w:r>
-        <w:rPr>
-          <w:rFonts w:ascii="Times New Roman" w:hAnsi="Times New Roman" w:cs="Times New Roman"/>
-          <w:bCs/>
-          <w:color w:val="E90788"/>
-          <w:sz w:val="24"/>
-          <w:szCs w:val="24"/>
-          <w:lang w:val="de-DE"/>
-        </w:rPr>
-        <w:t>e-mail</w:t>
-      </w:r>
-      <w:proofErr w:type="spellEnd"/>
+        <w:t>Adresse e-mail</w:t>
+      </w:r>
       <w:r>
         <w:rPr>
           <w:rFonts w:ascii="Times New Roman" w:hAnsi="Times New Roman" w:cs="Times New Roman"/>
@@ -441,19 +428,8 @@
           <w:sz w:val="24"/>
           <w:szCs w:val="24"/>
         </w:rPr>
-        <w:t xml:space="preserve">08/10/1999 à </w:t>
-      </w:r>
-      <w:proofErr w:type="spellStart"/>
-      <w:r>
-        <w:rPr>
-          <w:rFonts w:ascii="Times New Roman" w:hAnsi="Times New Roman" w:cs="Times New Roman"/>
-          <w:bCs/>
-          <w:sz w:val="24"/>
-          <w:szCs w:val="24"/>
-        </w:rPr>
-        <w:t>Dogbo-Madjrè</w:t>
-      </w:r>
-      <w:proofErr w:type="spellEnd"/>
+        <w:t>08/10/1999 à Dogbo-Madjrè</w:t>
+      </w:r>
     </w:p>
     <w:p>
       <w:pPr>
@@ -572,19 +548,8 @@
           <w:sz w:val="24"/>
           <w:szCs w:val="24"/>
         </w:rPr>
-        <w:t xml:space="preserve">Bénin, </w:t>
-      </w:r>
-      <w:proofErr w:type="spellStart"/>
-      <w:r>
-        <w:rPr>
-          <w:rFonts w:ascii="Times New Roman" w:hAnsi="Times New Roman" w:cs="Times New Roman"/>
-          <w:bCs/>
-          <w:sz w:val="24"/>
-          <w:szCs w:val="24"/>
-        </w:rPr>
-        <w:t>Calavi-Zogbadjè</w:t>
-      </w:r>
-      <w:proofErr w:type="spellEnd"/>
+        <w:t>Bénin, Calavi-Zogbadjè</w:t>
+      </w:r>
     </w:p>
     <w:p>
       <w:pPr>
@@ -672,7 +637,7 @@
               </wp:anchor>
             </w:drawing>
           </mc:Choice>
-          <mc:Fallback xmlns:w16se="http://schemas.microsoft.com/office/word/2015/wordml/symex" xmlns:w16sdtdh="http://schemas.microsoft.com/office/word/2020/wordml/sdtdatahash" xmlns:w16="http://schemas.microsoft.com/office/word/2018/wordml" xmlns:w16cid="http://schemas.microsoft.com/office/word/2016/wordml/cid" xmlns:w16cex="http://schemas.microsoft.com/office/word/2018/wordml/cex" xmlns:oel="http://schemas.microsoft.com/office/2019/extlst" xmlns:am3d="http://schemas.microsoft.com/office/drawing/2017/model3d" xmlns:aink="http://schemas.microsoft.com/office/drawing/2016/ink" xmlns:cx8="http://schemas.microsoft.com/office/drawing/2016/5/14/chartex" xmlns:cx7="http://schemas.microsoft.com/office/drawing/2016/5/13/chartex" xmlns:cx6="http://schemas.microsoft.com/office/drawing/2016/5/12/chartex" xmlns:cx5="http://schemas.microsoft.com/office/drawing/2016/5/11/chartex" xmlns:cx4="http://schemas.microsoft.com/office/drawing/2016/5/10/chartex" xmlns:cx3="http://schemas.microsoft.com/office/drawing/2016/5/9/chartex" xmlns:cx2="http://schemas.microsoft.com/office/drawing/2015/10/21/chartex" xmlns:cx1="http://schemas.microsoft.com/office/drawing/2015/9/8/chartex" xmlns:cx="http://schemas.microsoft.com/office/drawing/2014/chartex">
+          <mc:Fallback>
             <w:pict>
               <v:shape w14:anchorId="65F64B53" id="Straight Arrow Connector 6" o:spid="_x0000_s1026" type="#_x0000_t32" style="position:absolute;margin-left:.4pt;margin-top:15.8pt;width:522pt;height:1.5pt;flip:y;z-index:251664384;visibility:visible;mso-wrap-style:square;mso-width-percent:0;mso-height-percent:0;mso-wrap-distance-left:9pt;mso-wrap-distance-top:0;mso-wrap-distance-right:9pt;mso-wrap-distance-bottom:0;mso-position-horizontal:absolute;mso-position-horizontal-relative:text;mso-position-vertical:absolute;mso-position-vertical-relative:text;mso-width-percent:0;mso-height-percent:0;mso-width-relative:page;mso-height-relative:page" o:gfxdata="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" strokecolor="#f2f2f2 [3041]" strokeweight="3pt"/>
             </w:pict>
@@ -745,112 +710,67 @@
           <w:sz w:val="24"/>
           <w:szCs w:val="24"/>
         </w:rPr>
-        <w:t>Une très bonne connaissance du Framework (BOOTSTRAP, LARAVEL)</w:t>
+        <w:t>Une très bonne connaissance du Framework (LARAVEL</w:t>
+      </w:r>
+      <w:r>
+        <w:rPr>
+          <w:rStyle w:val="lev"/>
+          <w:rFonts w:ascii="Times New Roman" w:hAnsi="Times New Roman" w:cs="Times New Roman"/>
+          <w:b w:val="0"/>
+          <w:bCs w:val="0"/>
+          <w:sz w:val="24"/>
+          <w:szCs w:val="24"/>
+        </w:rPr>
+        <w:t>, REACT JS</w:t>
+      </w:r>
+      <w:r>
+        <w:rPr>
+          <w:rStyle w:val="lev"/>
+          <w:rFonts w:ascii="Times New Roman" w:hAnsi="Times New Roman" w:cs="Times New Roman"/>
+          <w:b w:val="0"/>
+          <w:bCs w:val="0"/>
+          <w:sz w:val="24"/>
+          <w:szCs w:val="24"/>
+        </w:rPr>
+        <w:t>)</w:t>
+      </w:r>
+      <w:r>
+        <w:rPr>
+          <w:rStyle w:val="lev"/>
+          <w:rFonts w:ascii="Times New Roman" w:hAnsi="Times New Roman" w:cs="Times New Roman"/>
+          <w:b w:val="0"/>
+          <w:bCs w:val="0"/>
+          <w:sz w:val="24"/>
+          <w:szCs w:val="24"/>
+        </w:rPr>
+        <w:tab/>
+      </w:r>
+      <w:r>
+        <w:rPr>
+          <w:rStyle w:val="lev"/>
+          <w:rFonts w:ascii="Times New Roman" w:hAnsi="Times New Roman" w:cs="Times New Roman"/>
+          <w:b w:val="0"/>
+          <w:bCs w:val="0"/>
+          <w:sz w:val="24"/>
+          <w:szCs w:val="24"/>
+        </w:rPr>
+        <w:tab/>
+      </w:r>
+      <w:r>
+        <w:rPr>
+          <w:rStyle w:val="lev"/>
+          <w:rFonts w:ascii="Times New Roman" w:hAnsi="Times New Roman" w:cs="Times New Roman"/>
+          <w:b w:val="0"/>
+          <w:bCs w:val="0"/>
+          <w:sz w:val="24"/>
+          <w:szCs w:val="24"/>
+        </w:rPr>
+        <w:tab/>
       </w:r>
     </w:p>
     <w:p>
       <w:pPr>
         <w:spacing w:line="240" w:lineRule="auto"/>
-        <w:rPr>
-          <w:rStyle w:val="lev"/>
-          <w:rFonts w:ascii="Times New Roman" w:hAnsi="Times New Roman" w:cs="Times New Roman"/>
-          <w:b w:val="0"/>
-          <w:bCs w:val="0"/>
-          <w:sz w:val="24"/>
-          <w:szCs w:val="24"/>
-        </w:rPr>
-      </w:pPr>
-      <w:r>
-        <w:rPr>
-          <w:rStyle w:val="lev"/>
-          <w:rFonts w:ascii="Times New Roman" w:hAnsi="Times New Roman" w:cs="Times New Roman"/>
-          <w:b w:val="0"/>
-          <w:bCs w:val="0"/>
-          <w:sz w:val="24"/>
-          <w:szCs w:val="24"/>
-        </w:rPr>
-        <w:t>CMS (WordPress) </w:t>
-      </w:r>
-      <w:r>
-        <w:rPr>
-          <w:rStyle w:val="lev"/>
-          <w:rFonts w:ascii="Times New Roman" w:hAnsi="Times New Roman" w:cs="Times New Roman"/>
-          <w:b w:val="0"/>
-          <w:bCs w:val="0"/>
-          <w:sz w:val="24"/>
-          <w:szCs w:val="24"/>
-        </w:rPr>
-        <w:tab/>
-      </w:r>
-      <w:r>
-        <w:rPr>
-          <w:rStyle w:val="lev"/>
-          <w:rFonts w:ascii="Times New Roman" w:hAnsi="Times New Roman" w:cs="Times New Roman"/>
-          <w:b w:val="0"/>
-          <w:bCs w:val="0"/>
-          <w:sz w:val="24"/>
-          <w:szCs w:val="24"/>
-        </w:rPr>
-        <w:tab/>
-      </w:r>
-      <w:r>
-        <w:rPr>
-          <w:rStyle w:val="lev"/>
-          <w:rFonts w:ascii="Times New Roman" w:hAnsi="Times New Roman" w:cs="Times New Roman"/>
-          <w:b w:val="0"/>
-          <w:bCs w:val="0"/>
-          <w:sz w:val="24"/>
-          <w:szCs w:val="24"/>
-        </w:rPr>
-        <w:tab/>
-      </w:r>
-      <w:r>
-        <w:rPr>
-          <w:rStyle w:val="lev"/>
-          <w:rFonts w:ascii="Times New Roman" w:hAnsi="Times New Roman" w:cs="Times New Roman"/>
-          <w:b w:val="0"/>
-          <w:bCs w:val="0"/>
-          <w:sz w:val="24"/>
-          <w:szCs w:val="24"/>
-        </w:rPr>
-        <w:tab/>
-      </w:r>
-      <w:r>
-        <w:rPr>
-          <w:rStyle w:val="lev"/>
-          <w:rFonts w:ascii="Times New Roman" w:hAnsi="Times New Roman" w:cs="Times New Roman"/>
-          <w:b w:val="0"/>
-          <w:bCs w:val="0"/>
-          <w:sz w:val="24"/>
-          <w:szCs w:val="24"/>
-        </w:rPr>
-        <w:tab/>
-      </w:r>
-      <w:r>
-        <w:rPr>
-          <w:rStyle w:val="lev"/>
-          <w:rFonts w:ascii="Times New Roman" w:hAnsi="Times New Roman" w:cs="Times New Roman"/>
-          <w:b w:val="0"/>
-          <w:bCs w:val="0"/>
-          <w:sz w:val="24"/>
-          <w:szCs w:val="24"/>
-        </w:rPr>
-        <w:tab/>
-      </w:r>
-      <w:r>
-        <w:rPr>
-          <w:rStyle w:val="lev"/>
-          <w:rFonts w:ascii="Times New Roman" w:hAnsi="Times New Roman" w:cs="Times New Roman"/>
-          <w:b w:val="0"/>
-          <w:bCs w:val="0"/>
-          <w:sz w:val="24"/>
-          <w:szCs w:val="24"/>
-        </w:rPr>
-        <w:tab/>
-      </w:r>
-    </w:p>
-    <w:p>
-      <w:pPr>
         <w:rPr>
           <w:rStyle w:val="lev"/>
           <w:rFonts w:ascii="Times New Roman" w:hAnsi="Times New Roman" w:cs="Times New Roman"/>
@@ -1063,7 +983,7 @@
               </wp:anchor>
             </w:drawing>
           </mc:Choice>
-          <mc:Fallback xmlns:w16se="http://schemas.microsoft.com/office/word/2015/wordml/symex" xmlns:w16sdtdh="http://schemas.microsoft.com/office/word/2020/wordml/sdtdatahash" xmlns:w16="http://schemas.microsoft.com/office/word/2018/wordml" xmlns:w16cid="http://schemas.microsoft.com/office/word/2016/wordml/cid" xmlns:w16cex="http://schemas.microsoft.com/office/word/2018/wordml/cex" xmlns:oel="http://schemas.microsoft.com/office/2019/extlst" xmlns:am3d="http://schemas.microsoft.com/office/drawing/2017/model3d" xmlns:aink="http://schemas.microsoft.com/office/drawing/2016/ink" xmlns:cx8="http://schemas.microsoft.com/office/drawing/2016/5/14/chartex" xmlns:cx7="http://schemas.microsoft.com/office/drawing/2016/5/13/chartex" xmlns:cx6="http://schemas.microsoft.com/office/drawing/2016/5/12/chartex" xmlns:cx5="http://schemas.microsoft.com/office/drawing/2016/5/11/chartex" xmlns:cx4="http://schemas.microsoft.com/office/drawing/2016/5/10/chartex" xmlns:cx3="http://schemas.microsoft.com/office/drawing/2016/5/9/chartex" xmlns:cx2="http://schemas.microsoft.com/office/drawing/2015/10/21/chartex" xmlns:cx1="http://schemas.microsoft.com/office/drawing/2015/9/8/chartex" xmlns:cx="http://schemas.microsoft.com/office/drawing/2014/chartex">
+          <mc:Fallback>
             <w:pict>
               <v:shape w14:anchorId="01630C8B" id="Straight Arrow Connector 5" o:spid="_x0000_s1026" type="#_x0000_t32" style="position:absolute;margin-left:1.15pt;margin-top:17.45pt;width:522pt;height:1.5pt;flip:y;z-index:251661312;visibility:visible;mso-wrap-style:square;mso-width-percent:0;mso-height-percent:0;mso-wrap-distance-left:9pt;mso-wrap-distance-top:0;mso-wrap-distance-right:9pt;mso-wrap-distance-bottom:0;mso-position-horizontal:absolute;mso-position-horizontal-relative:text;mso-position-vertical:absolute;mso-position-vertical-relative:text;mso-width-percent:0;mso-height-percent:0;mso-width-relative:page;mso-height-relative:page" o:gfxdata="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" strokecolor="#f2f2f2 [3041]" strokeweight="3pt"/>
             </w:pict>
@@ -1257,46 +1177,7 @@
           <w:szCs w:val="24"/>
         </w:rPr>
         <w:tab/>
-      </w:r>
-      <w:proofErr w:type="gramStart"/>
-      <w:r>
-        <w:rPr>
-          <w:rFonts w:ascii="Times New Roman" w:hAnsi="Times New Roman" w:cs="Times New Roman"/>
-          <w:bCs/>
-          <w:sz w:val="24"/>
-          <w:szCs w:val="24"/>
-        </w:rPr>
-        <w:t>sites</w:t>
-      </w:r>
-      <w:proofErr w:type="gramEnd"/>
-      <w:r>
-        <w:rPr>
-          <w:rFonts w:ascii="Times New Roman" w:hAnsi="Times New Roman" w:cs="Times New Roman"/>
-          <w:bCs/>
-          <w:sz w:val="24"/>
-          <w:szCs w:val="24"/>
-        </w:rPr>
-        <w:t xml:space="preserve">) à l’Université Les Cours </w:t>
-      </w:r>
-      <w:proofErr w:type="spellStart"/>
-      <w:r>
-        <w:rPr>
-          <w:rFonts w:ascii="Times New Roman" w:hAnsi="Times New Roman" w:cs="Times New Roman"/>
-          <w:bCs/>
-          <w:sz w:val="24"/>
-          <w:szCs w:val="24"/>
-        </w:rPr>
-        <w:t>Sonou</w:t>
-      </w:r>
-      <w:proofErr w:type="spellEnd"/>
-      <w:r>
-        <w:rPr>
-          <w:rFonts w:ascii="Times New Roman" w:hAnsi="Times New Roman" w:cs="Times New Roman"/>
-          <w:bCs/>
-          <w:sz w:val="24"/>
-          <w:szCs w:val="24"/>
-        </w:rPr>
-        <w:t xml:space="preserve"> (LCS),</w:t>
+        <w:t>sites) à l’Université Les Cours Sonou (LCS),</w:t>
       </w:r>
     </w:p>
     <w:p>
@@ -1320,282 +1201,65 @@
           <w:szCs w:val="24"/>
         </w:rPr>
         <w:tab/>
-        <w:t>Abomey-</w:t>
-      </w:r>
-      <w:proofErr w:type="spellStart"/>
-      <w:r>
-        <w:rPr>
-          <w:rFonts w:ascii="Times New Roman" w:hAnsi="Times New Roman" w:cs="Times New Roman"/>
-          <w:bCs/>
-          <w:sz w:val="24"/>
-          <w:szCs w:val="24"/>
-        </w:rPr>
-        <w:t>Calavi</w:t>
-      </w:r>
-      <w:proofErr w:type="spellEnd"/>
+        <w:t>Abomey-Calavi</w:t>
+      </w:r>
     </w:p>
     <w:p>
       <w:pPr>
         <w:spacing w:line="240" w:lineRule="auto"/>
         <w:rPr>
-          <w:rFonts w:ascii="Times New Roman" w:hAnsi="Times New Roman" w:cs="Times New Roman"/>
-          <w:bCs/>
-          <w:sz w:val="24"/>
-          <w:szCs w:val="24"/>
-        </w:rPr>
-      </w:pPr>
-      <w:r>
-        <w:rPr>
-          <w:rFonts w:ascii="Times New Roman" w:hAnsi="Times New Roman" w:cs="Times New Roman"/>
-          <w:bCs/>
-          <w:sz w:val="24"/>
-          <w:szCs w:val="24"/>
-        </w:rPr>
-        <w:tab/>
-      </w:r>
-      <w:r>
-        <w:rPr>
-          <w:rFonts w:ascii="Times New Roman" w:hAnsi="Times New Roman" w:cs="Times New Roman"/>
-          <w:bCs/>
-          <w:sz w:val="24"/>
-          <w:szCs w:val="24"/>
-        </w:rPr>
-        <w:tab/>
-      </w:r>
-      <w:r>
-        <w:rPr>
-          <w:rFonts w:ascii="Times New Roman" w:hAnsi="Times New Roman" w:cs="Times New Roman"/>
-          <w:bCs/>
-          <w:sz w:val="24"/>
-          <w:szCs w:val="24"/>
-        </w:rPr>
-        <w:tab/>
-      </w:r>
-      <w:r>
-        <w:rPr>
-          <w:rFonts w:ascii="Times New Roman" w:hAnsi="Times New Roman" w:cs="Times New Roman"/>
-          <w:bCs/>
-          <w:sz w:val="24"/>
-          <w:szCs w:val="24"/>
-        </w:rPr>
-        <w:tab/>
-      </w:r>
-      <w:r>
-        <w:rPr>
-          <w:rFonts w:ascii="Times New Roman" w:hAnsi="Times New Roman" w:cs="Times New Roman"/>
-          <w:bCs/>
-          <w:sz w:val="24"/>
-          <w:szCs w:val="24"/>
-        </w:rPr>
-        <w:tab/>
-      </w:r>
-    </w:p>
-    <w:p>
-      <w:pPr>
-        <w:rPr>
-          <w:rFonts w:ascii="Times New Roman" w:hAnsi="Times New Roman" w:cs="Times New Roman"/>
-          <w:bCs/>
-          <w:sz w:val="24"/>
-          <w:szCs w:val="24"/>
-        </w:rPr>
-      </w:pPr>
-      <w:r>
-        <w:rPr>
-          <w:rFonts w:ascii="Times New Roman" w:hAnsi="Times New Roman" w:cs="Times New Roman"/>
-          <w:bCs/>
-          <w:sz w:val="24"/>
-          <w:szCs w:val="24"/>
-        </w:rPr>
-        <w:t>Formations Certifications</w:t>
-      </w:r>
-    </w:p>
-    <w:p>
-      <w:pPr>
-        <w:spacing w:line="240" w:lineRule="auto"/>
-        <w:rPr>
-          <w:rFonts w:ascii="Times New Roman" w:hAnsi="Times New Roman" w:cs="Times New Roman"/>
-          <w:bCs/>
-          <w:sz w:val="24"/>
-          <w:szCs w:val="24"/>
-        </w:rPr>
-      </w:pPr>
-      <w:r>
-        <w:rPr>
-          <w:rFonts w:ascii="Times New Roman" w:hAnsi="Times New Roman" w:cs="Times New Roman"/>
-          <w:bCs/>
-          <w:color w:val="E90788"/>
-          <w:sz w:val="24"/>
-          <w:szCs w:val="24"/>
-        </w:rPr>
-        <w:t xml:space="preserve">De </w:t>
-      </w:r>
-      <w:r>
-        <w:rPr>
-          <w:rFonts w:ascii="Times New Roman" w:hAnsi="Times New Roman" w:cs="Times New Roman"/>
-          <w:bCs/>
-          <w:color w:val="E90788"/>
-          <w:sz w:val="24"/>
-          <w:szCs w:val="24"/>
-        </w:rPr>
-        <w:t>j</w:t>
-      </w:r>
-      <w:r>
-        <w:rPr>
-          <w:rFonts w:ascii="Times New Roman" w:hAnsi="Times New Roman" w:cs="Times New Roman"/>
-          <w:bCs/>
-          <w:color w:val="E90788"/>
-          <w:sz w:val="24"/>
-          <w:szCs w:val="24"/>
-        </w:rPr>
-        <w:t xml:space="preserve">uil.2022 à </w:t>
-      </w:r>
-      <w:r>
-        <w:rPr>
-          <w:rFonts w:ascii="Times New Roman" w:hAnsi="Times New Roman" w:cs="Times New Roman"/>
-          <w:bCs/>
-          <w:color w:val="E90788"/>
-          <w:sz w:val="24"/>
-          <w:szCs w:val="24"/>
-        </w:rPr>
-        <w:t>a</w:t>
-      </w:r>
-      <w:r>
-        <w:rPr>
-          <w:rFonts w:ascii="Times New Roman" w:hAnsi="Times New Roman" w:cs="Times New Roman"/>
-          <w:bCs/>
-          <w:color w:val="E90788"/>
-          <w:sz w:val="24"/>
-          <w:szCs w:val="24"/>
-        </w:rPr>
-        <w:t>oû.2022</w:t>
-      </w:r>
-      <w:r>
-        <w:rPr>
-          <w:rFonts w:ascii="Times New Roman" w:hAnsi="Times New Roman" w:cs="Times New Roman"/>
-          <w:bCs/>
-          <w:color w:val="E90788"/>
-          <w:sz w:val="24"/>
-          <w:szCs w:val="24"/>
-        </w:rPr>
-        <w:tab/>
-      </w:r>
-      <w:r>
-        <w:rPr>
-          <w:rFonts w:ascii="Times New Roman" w:hAnsi="Times New Roman" w:cs="Times New Roman"/>
-          <w:bCs/>
-          <w:color w:val="E90788"/>
-          <w:sz w:val="24"/>
-          <w:szCs w:val="24"/>
-        </w:rPr>
-        <w:tab/>
-      </w:r>
-      <w:r>
-        <w:rPr>
-          <w:rFonts w:ascii="Times New Roman" w:hAnsi="Times New Roman" w:cs="Times New Roman"/>
-          <w:bCs/>
-          <w:sz w:val="24"/>
-          <w:szCs w:val="24"/>
-        </w:rPr>
-        <w:t>Formation en C#</w:t>
-      </w:r>
-    </w:p>
-    <w:p>
-      <w:pPr>
-        <w:spacing w:line="240" w:lineRule="auto"/>
-        <w:rPr>
-          <w:rStyle w:val="lev"/>
-          <w:rFonts w:ascii="Times New Roman" w:hAnsi="Times New Roman" w:cs="Times New Roman"/>
-          <w:b w:val="0"/>
-          <w:bCs w:val="0"/>
-          <w:color w:val="000000" w:themeColor="text1"/>
-          <w:sz w:val="24"/>
-          <w:szCs w:val="24"/>
-        </w:rPr>
-      </w:pPr>
-      <w:r>
-        <w:rPr>
-          <w:rFonts w:ascii="Times New Roman" w:hAnsi="Times New Roman" w:cs="Times New Roman"/>
-          <w:bCs/>
-          <w:sz w:val="24"/>
-          <w:szCs w:val="24"/>
-        </w:rPr>
-        <w:tab/>
-      </w:r>
-      <w:r>
-        <w:rPr>
-          <w:rFonts w:ascii="Times New Roman" w:hAnsi="Times New Roman" w:cs="Times New Roman"/>
-          <w:bCs/>
-          <w:sz w:val="24"/>
-          <w:szCs w:val="24"/>
-        </w:rPr>
-        <w:tab/>
-      </w:r>
-      <w:r>
-        <w:rPr>
-          <w:rFonts w:ascii="Times New Roman" w:hAnsi="Times New Roman" w:cs="Times New Roman"/>
-          <w:bCs/>
-          <w:sz w:val="24"/>
-          <w:szCs w:val="24"/>
-        </w:rPr>
-        <w:tab/>
-      </w:r>
-      <w:r>
-        <w:rPr>
-          <w:rFonts w:ascii="Times New Roman" w:hAnsi="Times New Roman" w:cs="Times New Roman"/>
-          <w:bCs/>
-          <w:sz w:val="24"/>
-          <w:szCs w:val="24"/>
-        </w:rPr>
-        <w:tab/>
-      </w:r>
-      <w:r>
-        <w:rPr>
-          <w:rFonts w:ascii="Times New Roman" w:hAnsi="Times New Roman" w:cs="Times New Roman"/>
-          <w:bCs/>
-          <w:sz w:val="24"/>
-          <w:szCs w:val="24"/>
-        </w:rPr>
-        <w:tab/>
-      </w:r>
-      <w:proofErr w:type="spellStart"/>
-      <w:r>
-        <w:rPr>
-          <w:rStyle w:val="lev"/>
-          <w:rFonts w:ascii="Times New Roman" w:hAnsi="Times New Roman" w:cs="Times New Roman"/>
-          <w:b w:val="0"/>
-          <w:bCs w:val="0"/>
-          <w:color w:val="000000" w:themeColor="text1"/>
-          <w:sz w:val="24"/>
-          <w:szCs w:val="24"/>
-        </w:rPr>
-        <w:t>CIForQ</w:t>
-      </w:r>
-      <w:proofErr w:type="spellEnd"/>
-      <w:r>
-        <w:rPr>
-          <w:rStyle w:val="lev"/>
-          <w:rFonts w:ascii="Times New Roman" w:hAnsi="Times New Roman" w:cs="Times New Roman"/>
-          <w:b w:val="0"/>
-          <w:bCs w:val="0"/>
-          <w:color w:val="000000" w:themeColor="text1"/>
-          <w:sz w:val="24"/>
-          <w:szCs w:val="24"/>
-        </w:rPr>
-        <w:t>, Cotonou</w:t>
-      </w:r>
-    </w:p>
-    <w:p>
-      <w:pPr>
-        <w:spacing w:line="240" w:lineRule="auto"/>
-        <w:rPr>
-          <w:rStyle w:val="lev"/>
-          <w:rFonts w:ascii="Times New Roman" w:hAnsi="Times New Roman" w:cs="Times New Roman"/>
-          <w:b w:val="0"/>
-          <w:color w:val="000000" w:themeColor="text1"/>
-          <w:sz w:val="24"/>
-          <w:szCs w:val="24"/>
-        </w:rPr>
-      </w:pPr>
+          <w:rStyle w:val="lev"/>
+          <w:rFonts w:ascii="Times New Roman" w:hAnsi="Times New Roman" w:cs="Times New Roman"/>
+          <w:b w:val="0"/>
+          <w:sz w:val="24"/>
+          <w:szCs w:val="24"/>
+        </w:rPr>
+      </w:pPr>
+      <w:r>
+        <w:rPr>
+          <w:rFonts w:ascii="Times New Roman" w:hAnsi="Times New Roman" w:cs="Times New Roman"/>
+          <w:bCs/>
+          <w:sz w:val="24"/>
+          <w:szCs w:val="24"/>
+        </w:rPr>
+        <w:tab/>
+      </w:r>
+      <w:r>
+        <w:rPr>
+          <w:rFonts w:ascii="Times New Roman" w:hAnsi="Times New Roman" w:cs="Times New Roman"/>
+          <w:bCs/>
+          <w:sz w:val="24"/>
+          <w:szCs w:val="24"/>
+        </w:rPr>
+        <w:tab/>
+      </w:r>
+      <w:r>
+        <w:rPr>
+          <w:rFonts w:ascii="Times New Roman" w:hAnsi="Times New Roman" w:cs="Times New Roman"/>
+          <w:bCs/>
+          <w:sz w:val="24"/>
+          <w:szCs w:val="24"/>
+        </w:rPr>
+        <w:tab/>
+      </w:r>
+      <w:r>
+        <w:rPr>
+          <w:rFonts w:ascii="Times New Roman" w:hAnsi="Times New Roman" w:cs="Times New Roman"/>
+          <w:bCs/>
+          <w:sz w:val="24"/>
+          <w:szCs w:val="24"/>
+        </w:rPr>
+        <w:tab/>
+      </w:r>
+      <w:r>
+        <w:rPr>
+          <w:rFonts w:ascii="Times New Roman" w:hAnsi="Times New Roman" w:cs="Times New Roman"/>
+          <w:bCs/>
+          <w:sz w:val="24"/>
+          <w:szCs w:val="24"/>
+        </w:rPr>
+        <w:tab/>
+      </w:r>
     </w:p>
     <w:p>
       <w:pPr>
@@ -1672,7 +1336,7 @@
               </wp:anchor>
             </w:drawing>
           </mc:Choice>
-          <mc:Fallback xmlns:w16se="http://schemas.microsoft.com/office/word/2015/wordml/symex" xmlns:w16sdtdh="http://schemas.microsoft.com/office/word/2020/wordml/sdtdatahash" xmlns:w16="http://schemas.microsoft.com/office/word/2018/wordml" xmlns:w16cid="http://schemas.microsoft.com/office/word/2016/wordml/cid" xmlns:w16cex="http://schemas.microsoft.com/office/word/2018/wordml/cex" xmlns:oel="http://schemas.microsoft.com/office/2019/extlst" xmlns:am3d="http://schemas.microsoft.com/office/drawing/2017/model3d" xmlns:aink="http://schemas.microsoft.com/office/drawing/2016/ink" xmlns:cx8="http://schemas.microsoft.com/office/drawing/2016/5/14/chartex" xmlns:cx7="http://schemas.microsoft.com/office/drawing/2016/5/13/chartex" xmlns:cx6="http://schemas.microsoft.com/office/drawing/2016/5/12/chartex" xmlns:cx5="http://schemas.microsoft.com/office/drawing/2016/5/11/chartex" xmlns:cx4="http://schemas.microsoft.com/office/drawing/2016/5/10/chartex" xmlns:cx3="http://schemas.microsoft.com/office/drawing/2016/5/9/chartex" xmlns:cx2="http://schemas.microsoft.com/office/drawing/2015/10/21/chartex" xmlns:cx1="http://schemas.microsoft.com/office/drawing/2015/9/8/chartex" xmlns:cx="http://schemas.microsoft.com/office/drawing/2014/chartex">
+          <mc:Fallback>
             <w:pict>
               <v:shape w14:anchorId="602C5A9D" id="Straight Arrow Connector 3" o:spid="_x0000_s1026" type="#_x0000_t32" style="position:absolute;margin-left:1.15pt;margin-top:16.2pt;width:522pt;height:1.5pt;flip:y;z-index:251662336;visibility:visible;mso-wrap-style:square;mso-width-percent:0;mso-height-percent:0;mso-wrap-distance-left:9pt;mso-wrap-distance-top:0;mso-wrap-distance-right:9pt;mso-wrap-distance-bottom:0;mso-position-horizontal:absolute;mso-position-horizontal-relative:text;mso-position-vertical:absolute;mso-position-vertical-relative:text;mso-width-percent:0;mso-height-percent:0;mso-width-relative:page;mso-height-relative:page" o:gfxdata="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" strokecolor="#f2f2f2 [3041]" strokeweight="3pt"/>
             </w:pict>
@@ -1718,6 +1382,69 @@
           <w:rFonts w:ascii="Times New Roman" w:hAnsi="Times New Roman" w:cs="Times New Roman"/>
           <w:b w:val="0"/>
           <w:bCs w:val="0"/>
+          <w:color w:val="E90788"/>
+          <w:sz w:val="24"/>
+          <w:szCs w:val="24"/>
+        </w:rPr>
+      </w:pPr>
+      <w:r>
+        <w:rPr>
+          <w:rStyle w:val="lev"/>
+          <w:rFonts w:ascii="Times New Roman" w:hAnsi="Times New Roman" w:cs="Times New Roman"/>
+          <w:b w:val="0"/>
+          <w:bCs w:val="0"/>
+          <w:color w:val="E90788"/>
+          <w:sz w:val="24"/>
+          <w:szCs w:val="24"/>
+        </w:rPr>
+        <w:t>De mars 2024 jusqu’aujourd’hui</w:t>
+      </w:r>
+      <w:r>
+        <w:rPr>
+          <w:rStyle w:val="lev"/>
+          <w:rFonts w:ascii="Times New Roman" w:hAnsi="Times New Roman" w:cs="Times New Roman"/>
+          <w:b w:val="0"/>
+          <w:bCs w:val="0"/>
+          <w:color w:val="E90788"/>
+          <w:sz w:val="24"/>
+          <w:szCs w:val="24"/>
+        </w:rPr>
+        <w:tab/>
+      </w:r>
+      <w:r>
+        <w:rPr>
+          <w:rStyle w:val="lev"/>
+          <w:rFonts w:ascii="Times New Roman" w:hAnsi="Times New Roman" w:cs="Times New Roman"/>
+          <w:b w:val="0"/>
+          <w:bCs w:val="0"/>
+          <w:sz w:val="24"/>
+          <w:szCs w:val="24"/>
+        </w:rPr>
+        <w:t>Assistance d’exploitation informatique à Niyi Expertie</w:t>
+      </w:r>
+    </w:p>
+    <w:p>
+      <w:pPr>
+        <w:spacing w:line="240" w:lineRule="auto"/>
+        <w:rPr>
+          <w:rStyle w:val="lev"/>
+          <w:rFonts w:ascii="Times New Roman" w:hAnsi="Times New Roman" w:cs="Times New Roman"/>
+          <w:b w:val="0"/>
+          <w:bCs w:val="0"/>
+          <w:color w:val="E90788"/>
+          <w:sz w:val="24"/>
+          <w:szCs w:val="24"/>
+        </w:rPr>
+      </w:pPr>
+    </w:p>
+    <w:p>
+      <w:pPr>
+        <w:spacing w:line="240" w:lineRule="auto"/>
+        <w:rPr>
+          <w:rStyle w:val="lev"/>
+          <w:rFonts w:ascii="Times New Roman" w:hAnsi="Times New Roman" w:cs="Times New Roman"/>
+          <w:b w:val="0"/>
+          <w:bCs w:val="0"/>
           <w:sz w:val="24"/>
           <w:szCs w:val="24"/>
         </w:rPr>
@@ -1780,41 +1507,16 @@
         </w:rPr>
         <w:t xml:space="preserve"> à </w:t>
       </w:r>
-      <w:proofErr w:type="spellStart"/>
-      <w:r>
-        <w:rPr>
-          <w:rStyle w:val="lev"/>
-          <w:rFonts w:ascii="Times New Roman" w:hAnsi="Times New Roman" w:cs="Times New Roman"/>
-          <w:b w:val="0"/>
-          <w:bCs w:val="0"/>
-          <w:sz w:val="24"/>
-          <w:szCs w:val="24"/>
-        </w:rPr>
-        <w:t>SpeedTech</w:t>
-      </w:r>
-      <w:proofErr w:type="spellEnd"/>
-      <w:r>
-        <w:rPr>
-          <w:rStyle w:val="lev"/>
-          <w:rFonts w:ascii="Times New Roman" w:hAnsi="Times New Roman" w:cs="Times New Roman"/>
-          <w:b w:val="0"/>
-          <w:bCs w:val="0"/>
-          <w:sz w:val="24"/>
-          <w:szCs w:val="24"/>
-        </w:rPr>
-        <w:t>, Abomey-</w:t>
-      </w:r>
-      <w:proofErr w:type="spellStart"/>
-      <w:r>
-        <w:rPr>
-          <w:rStyle w:val="lev"/>
-          <w:rFonts w:ascii="Times New Roman" w:hAnsi="Times New Roman" w:cs="Times New Roman"/>
-          <w:b w:val="0"/>
-          <w:bCs w:val="0"/>
-          <w:sz w:val="24"/>
-          <w:szCs w:val="24"/>
-        </w:rPr>
-        <w:t>Calav</w:t>
+      <w:r>
+        <w:rPr>
+          <w:rStyle w:val="lev"/>
+          <w:rFonts w:ascii="Times New Roman" w:hAnsi="Times New Roman" w:cs="Times New Roman"/>
+          <w:b w:val="0"/>
+          <w:bCs w:val="0"/>
+          <w:sz w:val="24"/>
+          <w:szCs w:val="24"/>
+        </w:rPr>
+        <w:t>SpeedTech, Abomey-Calav</w:t>
       </w:r>
       <w:r>
         <w:rPr>
@@ -1827,7 +1529,6 @@
         </w:rPr>
         <w:t>i</w:t>
       </w:r>
-      <w:proofErr w:type="spellEnd"/>
     </w:p>
     <w:p>
       <w:pPr>
@@ -1986,31 +1687,7 @@
           <w:szCs w:val="24"/>
         </w:rPr>
         <w:tab/>
-        <w:t>(</w:t>
-      </w:r>
-      <w:proofErr w:type="gramStart"/>
-      <w:r>
-        <w:rPr>
-          <w:rStyle w:val="lev"/>
-          <w:rFonts w:ascii="Times New Roman" w:hAnsi="Times New Roman" w:cs="Times New Roman"/>
-          <w:b w:val="0"/>
-          <w:bCs w:val="0"/>
-          <w:sz w:val="24"/>
-          <w:szCs w:val="24"/>
-        </w:rPr>
-        <w:t>applications</w:t>
-      </w:r>
-      <w:proofErr w:type="gramEnd"/>
-      <w:r>
-        <w:rPr>
-          <w:rStyle w:val="lev"/>
-          <w:rFonts w:ascii="Times New Roman" w:hAnsi="Times New Roman" w:cs="Times New Roman"/>
-          <w:b w:val="0"/>
-          <w:bCs w:val="0"/>
-          <w:sz w:val="24"/>
-          <w:szCs w:val="24"/>
-        </w:rPr>
-        <w:t>, sites) :</w:t>
+        <w:t>(applications, sites) :</w:t>
       </w:r>
     </w:p>
     <w:p>
@@ -2035,31 +1712,7 @@
           <w:sz w:val="24"/>
           <w:szCs w:val="24"/>
         </w:rPr>
-        <w:t>_</w:t>
-      </w:r>
-      <w:proofErr w:type="spellStart"/>
-      <w:r>
-        <w:rPr>
-          <w:rStyle w:val="lev"/>
-          <w:rFonts w:ascii="Times New Roman" w:hAnsi="Times New Roman" w:cs="Times New Roman"/>
-          <w:b w:val="0"/>
-          <w:bCs w:val="0"/>
-          <w:sz w:val="24"/>
-          <w:szCs w:val="24"/>
-        </w:rPr>
-        <w:t>gecloud</w:t>
-      </w:r>
-      <w:proofErr w:type="spellEnd"/>
-      <w:r>
-        <w:rPr>
-          <w:rStyle w:val="lev"/>
-          <w:rFonts w:ascii="Times New Roman" w:hAnsi="Times New Roman" w:cs="Times New Roman"/>
-          <w:b w:val="0"/>
-          <w:bCs w:val="0"/>
-          <w:sz w:val="24"/>
-          <w:szCs w:val="24"/>
-        </w:rPr>
-        <w:t> : gestion des factures normalisées</w:t>
+        <w:t>_gecloud : gestion des factures normalisées</w:t>
       </w:r>
     </w:p>
     <w:p>
@@ -2084,31 +1737,7 @@
           <w:sz w:val="24"/>
           <w:szCs w:val="24"/>
         </w:rPr>
-        <w:t>_</w:t>
-      </w:r>
-      <w:proofErr w:type="spellStart"/>
-      <w:r>
-        <w:rPr>
-          <w:rStyle w:val="lev"/>
-          <w:rFonts w:ascii="Times New Roman" w:hAnsi="Times New Roman" w:cs="Times New Roman"/>
-          <w:b w:val="0"/>
-          <w:bCs w:val="0"/>
-          <w:sz w:val="24"/>
-          <w:szCs w:val="24"/>
-        </w:rPr>
-        <w:t>cloudimmo</w:t>
-      </w:r>
-      <w:proofErr w:type="spellEnd"/>
-      <w:r>
-        <w:rPr>
-          <w:rStyle w:val="lev"/>
-          <w:rFonts w:ascii="Times New Roman" w:hAnsi="Times New Roman" w:cs="Times New Roman"/>
-          <w:b w:val="0"/>
-          <w:bCs w:val="0"/>
-          <w:sz w:val="24"/>
-          <w:szCs w:val="24"/>
-        </w:rPr>
-        <w:t> : gestion des locations</w:t>
+        <w:t>_cloudimmo : gestion des locations</w:t>
       </w:r>
     </w:p>
     <w:p>
@@ -2133,7 +1762,6 @@
           <w:sz w:val="24"/>
           <w:szCs w:val="24"/>
         </w:rPr>
-        <w:lastRenderedPageBreak/>
         <w:t>_culture : gestion des articles de blog</w:t>
       </w:r>
     </w:p>
@@ -2159,31 +1787,7 @@
           <w:sz w:val="24"/>
           <w:szCs w:val="24"/>
         </w:rPr>
-        <w:t>_</w:t>
-      </w:r>
-      <w:proofErr w:type="spellStart"/>
-      <w:r>
-        <w:rPr>
-          <w:rStyle w:val="lev"/>
-          <w:rFonts w:ascii="Times New Roman" w:hAnsi="Times New Roman" w:cs="Times New Roman"/>
-          <w:b w:val="0"/>
-          <w:bCs w:val="0"/>
-          <w:sz w:val="24"/>
-          <w:szCs w:val="24"/>
-        </w:rPr>
-        <w:t>geshot</w:t>
-      </w:r>
-      <w:proofErr w:type="spellEnd"/>
-      <w:r>
-        <w:rPr>
-          <w:rStyle w:val="lev"/>
-          <w:rFonts w:ascii="Times New Roman" w:hAnsi="Times New Roman" w:cs="Times New Roman"/>
-          <w:b w:val="0"/>
-          <w:bCs w:val="0"/>
-          <w:sz w:val="24"/>
-          <w:szCs w:val="24"/>
-        </w:rPr>
-        <w:t> : gestion d’hôtel</w:t>
+        <w:t>_geshot : gestion d’hôtel</w:t>
       </w:r>
     </w:p>
     <w:p>
@@ -2402,29 +2006,16 @@
           <w:szCs w:val="24"/>
         </w:rPr>
       </w:pPr>
-      <w:proofErr w:type="gramStart"/>
-      <w:r>
-        <w:rPr>
-          <w:rStyle w:val="lev"/>
-          <w:rFonts w:ascii="Times New Roman" w:hAnsi="Times New Roman" w:cs="Times New Roman"/>
-          <w:b w:val="0"/>
-          <w:bCs w:val="0"/>
-          <w:sz w:val="24"/>
-          <w:szCs w:val="24"/>
-        </w:rPr>
-        <w:t>formulaires</w:t>
-      </w:r>
-      <w:proofErr w:type="gramEnd"/>
-      <w:r>
-        <w:rPr>
-          <w:rStyle w:val="lev"/>
-          <w:rFonts w:ascii="Times New Roman" w:hAnsi="Times New Roman" w:cs="Times New Roman"/>
-          <w:b w:val="0"/>
-          <w:bCs w:val="0"/>
-          <w:sz w:val="24"/>
-          <w:szCs w:val="24"/>
-        </w:rPr>
-        <w:t xml:space="preserve"> de mise à jour de la base de données ;</w:t>
+      <w:r>
+        <w:rPr>
+          <w:rStyle w:val="lev"/>
+          <w:rFonts w:ascii="Times New Roman" w:hAnsi="Times New Roman" w:cs="Times New Roman"/>
+          <w:b w:val="0"/>
+          <w:bCs w:val="0"/>
+          <w:sz w:val="24"/>
+          <w:szCs w:val="24"/>
+        </w:rPr>
+        <w:t>formulaires de mise à jour de la base de données ;</w:t>
       </w:r>
     </w:p>
     <w:p>
@@ -2515,29 +2106,16 @@
           <w:szCs w:val="24"/>
         </w:rPr>
       </w:pPr>
-      <w:proofErr w:type="gramStart"/>
-      <w:r>
-        <w:rPr>
-          <w:rStyle w:val="lev"/>
-          <w:rFonts w:ascii="Times New Roman" w:hAnsi="Times New Roman" w:cs="Times New Roman"/>
-          <w:b w:val="0"/>
-          <w:bCs w:val="0"/>
-          <w:sz w:val="24"/>
-          <w:szCs w:val="24"/>
-        </w:rPr>
-        <w:t>les</w:t>
-      </w:r>
-      <w:proofErr w:type="gramEnd"/>
-      <w:r>
-        <w:rPr>
-          <w:rStyle w:val="lev"/>
-          <w:rFonts w:ascii="Times New Roman" w:hAnsi="Times New Roman" w:cs="Times New Roman"/>
-          <w:b w:val="0"/>
-          <w:bCs w:val="0"/>
-          <w:sz w:val="24"/>
-          <w:szCs w:val="24"/>
-        </w:rPr>
-        <w:t xml:space="preserve"> clients</w:t>
+      <w:r>
+        <w:rPr>
+          <w:rStyle w:val="lev"/>
+          <w:rFonts w:ascii="Times New Roman" w:hAnsi="Times New Roman" w:cs="Times New Roman"/>
+          <w:b w:val="0"/>
+          <w:bCs w:val="0"/>
+          <w:sz w:val="24"/>
+          <w:szCs w:val="24"/>
+        </w:rPr>
+        <w:t>les clients</w:t>
       </w:r>
     </w:p>
     <w:p>
@@ -2755,23 +2333,13 @@
           <w:szCs w:val="24"/>
         </w:rPr>
       </w:pPr>
-      <w:proofErr w:type="gramStart"/>
-      <w:r>
-        <w:rPr>
-          <w:rFonts w:ascii="Times New Roman" w:hAnsi="Times New Roman" w:cs="Times New Roman"/>
-          <w:sz w:val="24"/>
-          <w:szCs w:val="24"/>
-        </w:rPr>
-        <w:t>irrécupérables</w:t>
-      </w:r>
-      <w:proofErr w:type="gramEnd"/>
-      <w:r>
-        <w:rPr>
-          <w:rFonts w:ascii="Times New Roman" w:hAnsi="Times New Roman" w:cs="Times New Roman"/>
-          <w:sz w:val="24"/>
-          <w:szCs w:val="24"/>
-        </w:rPr>
-        <w:t xml:space="preserve"> sur le système antérieur à l’aide de clés</w:t>
+      <w:r>
+        <w:rPr>
+          <w:rFonts w:ascii="Times New Roman" w:hAnsi="Times New Roman" w:cs="Times New Roman"/>
+          <w:sz w:val="24"/>
+          <w:szCs w:val="24"/>
+        </w:rPr>
+        <w:t>irrécupérables sur le système antérieur à l’aide de clés</w:t>
       </w:r>
     </w:p>
     <w:p>
@@ -2785,23 +2353,13 @@
           <w:szCs w:val="24"/>
         </w:rPr>
       </w:pPr>
-      <w:proofErr w:type="gramStart"/>
-      <w:r>
-        <w:rPr>
-          <w:rFonts w:ascii="Times New Roman" w:hAnsi="Times New Roman" w:cs="Times New Roman"/>
-          <w:sz w:val="24"/>
-          <w:szCs w:val="24"/>
-        </w:rPr>
-        <w:t>bootées</w:t>
-      </w:r>
-      <w:proofErr w:type="gramEnd"/>
-      <w:r>
-        <w:rPr>
-          <w:rFonts w:ascii="Times New Roman" w:hAnsi="Times New Roman" w:cs="Times New Roman"/>
-          <w:sz w:val="24"/>
-          <w:szCs w:val="24"/>
-        </w:rPr>
-        <w:t> ;</w:t>
+      <w:r>
+        <w:rPr>
+          <w:rFonts w:ascii="Times New Roman" w:hAnsi="Times New Roman" w:cs="Times New Roman"/>
+          <w:sz w:val="24"/>
+          <w:szCs w:val="24"/>
+        </w:rPr>
+        <w:t>bootées ;</w:t>
       </w:r>
     </w:p>
     <w:p>
@@ -2831,8 +2389,6 @@
         </w:rPr>
         <w:t>Refonte</w:t>
       </w:r>
-      <w:bookmarkStart w:id="1" w:name="_GoBack"/>
-      <w:bookmarkEnd w:id="1"/>
       <w:r>
         <w:rPr>
           <w:rFonts w:ascii="Times New Roman" w:hAnsi="Times New Roman" w:cs="Times New Roman"/>
@@ -2853,23 +2409,13 @@
           <w:szCs w:val="24"/>
         </w:rPr>
       </w:pPr>
-      <w:proofErr w:type="gramStart"/>
-      <w:r>
-        <w:rPr>
-          <w:rFonts w:ascii="Times New Roman" w:hAnsi="Times New Roman" w:cs="Times New Roman"/>
-          <w:sz w:val="24"/>
-          <w:szCs w:val="24"/>
-        </w:rPr>
-        <w:t>de</w:t>
-      </w:r>
-      <w:proofErr w:type="gramEnd"/>
-      <w:r>
-        <w:rPr>
-          <w:rFonts w:ascii="Times New Roman" w:hAnsi="Times New Roman" w:cs="Times New Roman"/>
-          <w:sz w:val="24"/>
-          <w:szCs w:val="24"/>
-        </w:rPr>
-        <w:t xml:space="preserve"> son parc automobile ;</w:t>
+      <w:r>
+        <w:rPr>
+          <w:rFonts w:ascii="Times New Roman" w:hAnsi="Times New Roman" w:cs="Times New Roman"/>
+          <w:sz w:val="24"/>
+          <w:szCs w:val="24"/>
+        </w:rPr>
+        <w:t>de son parc automobile ;</w:t>
       </w:r>
     </w:p>
     <w:p>
@@ -2919,23 +2465,13 @@
           <w:szCs w:val="28"/>
         </w:rPr>
       </w:pPr>
-      <w:proofErr w:type="gramStart"/>
-      <w:r>
-        <w:rPr>
-          <w:rFonts w:ascii="Times New Roman" w:hAnsi="Times New Roman" w:cs="Times New Roman"/>
-          <w:sz w:val="24"/>
-          <w:szCs w:val="24"/>
-        </w:rPr>
-        <w:t>et</w:t>
-      </w:r>
-      <w:proofErr w:type="gramEnd"/>
-      <w:r>
-        <w:rPr>
-          <w:rFonts w:ascii="Times New Roman" w:hAnsi="Times New Roman" w:cs="Times New Roman"/>
-          <w:sz w:val="24"/>
-          <w:szCs w:val="24"/>
-        </w:rPr>
-        <w:t xml:space="preserve"> des packs Microsoft Office ;</w:t>
+      <w:r>
+        <w:rPr>
+          <w:rFonts w:ascii="Times New Roman" w:hAnsi="Times New Roman" w:cs="Times New Roman"/>
+          <w:sz w:val="24"/>
+          <w:szCs w:val="24"/>
+        </w:rPr>
+        <w:t>et des packs Microsoft Office ;</w:t>
       </w:r>
       <w:r>
         <w:rPr>
@@ -2995,7 +2531,6 @@
           <w:szCs w:val="24"/>
         </w:rPr>
       </w:pPr>
-      <w:proofErr w:type="gramStart"/>
       <w:r>
         <w:rPr>
           <w:rFonts w:ascii="Times New Roman" w:hAnsi="Times New Roman" w:cs="Times New Roman"/>
@@ -3010,16 +2545,7 @@
           <w:sz w:val="24"/>
           <w:szCs w:val="24"/>
         </w:rPr>
-        <w:t>onnexion</w:t>
-      </w:r>
-      <w:proofErr w:type="gramEnd"/>
-      <w:r>
-        <w:rPr>
-          <w:rFonts w:ascii="Times New Roman" w:hAnsi="Times New Roman" w:cs="Times New Roman"/>
-          <w:sz w:val="24"/>
-          <w:szCs w:val="24"/>
-        </w:rPr>
-        <w:t xml:space="preserve"> internet ;</w:t>
+        <w:t>onnexion internet ;</w:t>
       </w:r>
     </w:p>
     <w:p>
@@ -3107,7 +2633,7 @@
               </wp:anchor>
             </w:drawing>
           </mc:Choice>
-          <mc:Fallback xmlns:w16se="http://schemas.microsoft.com/office/word/2015/wordml/symex" xmlns:w16sdtdh="http://schemas.microsoft.com/office/word/2020/wordml/sdtdatahash" xmlns:w16="http://schemas.microsoft.com/office/word/2018/wordml" xmlns:w16cid="http://schemas.microsoft.com/office/word/2016/wordml/cid" xmlns:w16cex="http://schemas.microsoft.com/office/word/2018/wordml/cex" xmlns:oel="http://schemas.microsoft.com/office/2019/extlst" xmlns:am3d="http://schemas.microsoft.com/office/drawing/2017/model3d" xmlns:aink="http://schemas.microsoft.com/office/drawing/2016/ink" xmlns:cx8="http://schemas.microsoft.com/office/drawing/2016/5/14/chartex" xmlns:cx7="http://schemas.microsoft.com/office/drawing/2016/5/13/chartex" xmlns:cx6="http://schemas.microsoft.com/office/drawing/2016/5/12/chartex" xmlns:cx5="http://schemas.microsoft.com/office/drawing/2016/5/11/chartex" xmlns:cx4="http://schemas.microsoft.com/office/drawing/2016/5/10/chartex" xmlns:cx3="http://schemas.microsoft.com/office/drawing/2016/5/9/chartex" xmlns:cx2="http://schemas.microsoft.com/office/drawing/2015/10/21/chartex" xmlns:cx1="http://schemas.microsoft.com/office/drawing/2015/9/8/chartex" xmlns:cx="http://schemas.microsoft.com/office/drawing/2014/chartex">
+          <mc:Fallback>
             <w:pict>
               <v:shape w14:anchorId="63877B4B" id="Straight Arrow Connector 2" o:spid="_x0000_s1026" type="#_x0000_t32" style="position:absolute;margin-left:1.15pt;margin-top:15.4pt;width:522pt;height:1.5pt;flip:y;z-index:251663360;visibility:visible;mso-wrap-style:square;mso-width-percent:0;mso-height-percent:0;mso-wrap-distance-left:9pt;mso-wrap-distance-top:0;mso-wrap-distance-right:9pt;mso-wrap-distance-bottom:0;mso-position-horizontal:absolute;mso-position-horizontal-relative:text;mso-position-vertical:absolute;mso-position-vertical-relative:text;mso-width-percent:0;mso-height-percent:0;mso-width-relative:page;mso-height-relative:page" o:gfxdata="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" strokecolor="#f2f2f2 [3041]" strokeweight="3pt"/>
             </w:pict>
@@ -3226,29 +2752,7 @@
           <w:sz w:val="24"/>
           <w:szCs w:val="24"/>
         </w:rPr>
-        <w:t xml:space="preserve">Fais à </w:t>
-      </w:r>
-      <w:proofErr w:type="spellStart"/>
-      <w:r>
-        <w:rPr>
-          <w:rFonts w:ascii="Times New Roman" w:hAnsi="Times New Roman" w:cs="Times New Roman"/>
-          <w:b/>
-          <w:bCs/>
-          <w:sz w:val="24"/>
-          <w:szCs w:val="24"/>
-        </w:rPr>
-        <w:t>Calavi</w:t>
-      </w:r>
-      <w:proofErr w:type="spellEnd"/>
-      <w:r>
-        <w:rPr>
-          <w:rFonts w:ascii="Times New Roman" w:hAnsi="Times New Roman" w:cs="Times New Roman"/>
-          <w:b/>
-          <w:bCs/>
-          <w:sz w:val="24"/>
-          <w:szCs w:val="24"/>
-        </w:rPr>
-        <w:t>, le</w:t>
+        <w:t>Fais à Calavi, le</w:t>
       </w:r>
       <w:r>
         <w:rPr>
@@ -3351,8 +2855,8 @@
 </file>
 
 <file path=word/numbering.xml><?xml version="1.0" encoding="utf-8"?>
-<w:numbering xmlns:wpc="http://schemas.microsoft.com/office/word/2010/wordprocessingCanvas" xmlns:mc="http://schemas.openxmlformats.org/markup-compatibility/2006" xmlns:o="urn:schemas-microsoft-com:office:office" xmlns:r="http://schemas.openxmlformats.org/officeDocument/2006/relationships" xmlns:m="http://schemas.openxmlformats.org/officeDocument/2006/math" xmlns:v="urn:schemas-microsoft-com:vml" xmlns:wp14="http://schemas.microsoft.com/office/word/2010/wordprocessingDrawing" xmlns:wp="http://schemas.openxmlformats.org/drawingml/2006/wordprocessingDrawing" xmlns:w10="urn:schemas-microsoft-com:office:word" xmlns:w="http://schemas.openxmlformats.org/wordprocessingml/2006/main" xmlns:w14="http://schemas.microsoft.com/office/word/2010/wordml" xmlns:w15="http://schemas.microsoft.com/office/word/2012/wordml" xmlns:wpg="http://schemas.microsoft.com/office/word/2010/wordprocessingGroup" xmlns:wpi="http://schemas.microsoft.com/office/word/2010/wordprocessingInk" xmlns:wne="http://schemas.microsoft.com/office/word/2006/wordml" xmlns:wps="http://schemas.microsoft.com/office/word/2010/wordprocessingShape" mc:Ignorable="w14 w15 wp14">
-  <w:abstractNum w:abstractNumId="0">
+<w:numbering xmlns:wpc="http://schemas.microsoft.com/office/word/2010/wordprocessingCanvas" xmlns:cx="http://schemas.microsoft.com/office/drawing/2014/chartex" xmlns:cx1="http://schemas.microsoft.com/office/drawing/2015/9/8/chartex" xmlns:cx2="http://schemas.microsoft.com/office/drawing/2015/10/21/chartex" xmlns:cx3="http://schemas.microsoft.com/office/drawing/2016/5/9/chartex" xmlns:cx4="http://schemas.microsoft.com/office/drawing/2016/5/10/chartex" xmlns:cx5="http://schemas.microsoft.com/office/drawing/2016/5/11/chartex" xmlns:cx6="http://schemas.microsoft.com/office/drawing/2016/5/12/chartex" xmlns:cx7="http://schemas.microsoft.com/office/drawing/2016/5/13/chartex" xmlns:cx8="http://schemas.microsoft.com/office/drawing/2016/5/14/chartex" xmlns:mc="http://schemas.openxmlformats.org/markup-compatibility/2006" xmlns:aink="http://schemas.microsoft.com/office/drawing/2016/ink" xmlns:am3d="http://schemas.microsoft.com/office/drawing/2017/model3d" xmlns:o="urn:schemas-microsoft-com:office:office" xmlns:oel="http://schemas.microsoft.com/office/2019/extlst" xmlns:r="http://schemas.openxmlformats.org/officeDocument/2006/relationships" xmlns:m="http://schemas.openxmlformats.org/officeDocument/2006/math" xmlns:v="urn:schemas-microsoft-com:vml" xmlns:wp14="http://schemas.microsoft.com/office/word/2010/wordprocessingDrawing" xmlns:wp="http://schemas.openxmlformats.org/drawingml/2006/wordprocessingDrawing" xmlns:w10="urn:schemas-microsoft-com:office:word" xmlns:w="http://schemas.openxmlformats.org/wordprocessingml/2006/main" xmlns:w14="http://schemas.microsoft.com/office/word/2010/wordml" xmlns:w15="http://schemas.microsoft.com/office/word/2012/wordml" xmlns:w16cex="http://schemas.microsoft.com/office/word/2018/wordml/cex" xmlns:w16cid="http://schemas.microsoft.com/office/word/2016/wordml/cid" xmlns:w16="http://schemas.microsoft.com/office/word/2018/wordml" xmlns:w16du="http://schemas.microsoft.com/office/word/2023/wordml/word16du" xmlns:w16sdtdh="http://schemas.microsoft.com/office/word/2020/wordml/sdtdatahash" xmlns:w16se="http://schemas.microsoft.com/office/word/2015/wordml/symex" xmlns:wpg="http://schemas.microsoft.com/office/word/2010/wordprocessingGroup" xmlns:wpi="http://schemas.microsoft.com/office/word/2010/wordprocessingInk" xmlns:wne="http://schemas.microsoft.com/office/word/2006/wordml" xmlns:wps="http://schemas.microsoft.com/office/word/2010/wordprocessingShape" mc:Ignorable="w14 w15 w16se w16cid w16 w16cex w16sdtdh w16du wp14">
+  <w:abstractNum w:abstractNumId="0" w15:restartNumberingAfterBreak="0">
     <w:nsid w:val="21C53306"/>
     <w:multiLevelType w:val="hybridMultilevel"/>
     <w:tmpl w:val="7A1CF640"/>
@@ -3466,14 +2970,14 @@
       </w:rPr>
     </w:lvl>
   </w:abstractNum>
-  <w:num w:numId="1">
+  <w:num w:numId="1" w16cid:durableId="98109170">
     <w:abstractNumId w:val="0"/>
   </w:num>
 </w:numbering>
 </file>
 
 <file path=word/styles.xml><?xml version="1.0" encoding="utf-8"?>
-<w:styles xmlns:mc="http://schemas.openxmlformats.org/markup-compatibility/2006" xmlns:r="http://schemas.openxmlformats.org/officeDocument/2006/relationships" xmlns:w="http://schemas.openxmlformats.org/wordprocessingml/2006/main" xmlns:w14="http://schemas.microsoft.com/office/word/2010/wordml" xmlns:w15="http://schemas.microsoft.com/office/word/2012/wordml" mc:Ignorable="w14 w15">
+<w:styles xmlns:mc="http://schemas.openxmlformats.org/markup-compatibility/2006" xmlns:r="http://schemas.openxmlformats.org/officeDocument/2006/relationships" xmlns:w="http://schemas.openxmlformats.org/wordprocessingml/2006/main" xmlns:w14="http://schemas.microsoft.com/office/word/2010/wordml" xmlns:w15="http://schemas.microsoft.com/office/word/2012/wordml" xmlns:w16cex="http://schemas.microsoft.com/office/word/2018/wordml/cex" xmlns:w16cid="http://schemas.microsoft.com/office/word/2016/wordml/cid" xmlns:w16="http://schemas.microsoft.com/office/word/2018/wordml" xmlns:w16du="http://schemas.microsoft.com/office/word/2023/wordml/word16du" xmlns:w16sdtdh="http://schemas.microsoft.com/office/word/2020/wordml/sdtdatahash" xmlns:w16se="http://schemas.microsoft.com/office/word/2015/wordml/symex" mc:Ignorable="w14 w15 w16se w16cid w16 w16cex w16sdtdh w16du">
   <w:docDefaults>
     <w:rPrDefault>
       <w:rPr>
@@ -3491,7 +2995,7 @@
       </w:pPr>
     </w:pPrDefault>
   </w:docDefaults>
-  <w:latentStyles w:defLockedState="0" w:defUIPriority="99" w:defSemiHidden="0" w:defUnhideWhenUsed="0" w:defQFormat="0" w:count="371">
+  <w:latentStyles w:defLockedState="0" w:defUIPriority="99" w:defSemiHidden="0" w:defUnhideWhenUsed="0" w:defQFormat="0" w:count="376">
     <w:lsdException w:name="Normal" w:uiPriority="0" w:qFormat="1"/>
     <w:lsdException w:name="heading 1" w:uiPriority="9" w:qFormat="1"/>
     <w:lsdException w:name="heading 2" w:semiHidden="1" w:uiPriority="9" w:unhideWhenUsed="1" w:qFormat="1"/>
@@ -3863,6 +3367,11 @@
     <w:lsdException w:name="List Table 5 Dark Accent 6" w:uiPriority="50"/>
     <w:lsdException w:name="List Table 6 Colorful Accent 6" w:uiPriority="51"/>
     <w:lsdException w:name="List Table 7 Colorful Accent 6" w:uiPriority="52"/>
+    <w:lsdException w:name="Mention" w:semiHidden="1" w:unhideWhenUsed="1"/>
+    <w:lsdException w:name="Smart Hyperlink" w:semiHidden="1" w:unhideWhenUsed="1"/>
+    <w:lsdException w:name="Hashtag" w:semiHidden="1" w:unhideWhenUsed="1"/>
+    <w:lsdException w:name="Unresolved Mention" w:semiHidden="1" w:unhideWhenUsed="1"/>
+    <w:lsdException w:name="Smart Link" w:semiHidden="1" w:unhideWhenUsed="1"/>
   </w:latentStyles>
   <w:style w:type="paragraph" w:default="1" w:styleId="Normal">
     <w:name w:val="Normal"/>
